--- a/MacroFiscalModels/Docs/UserGuide_1_GIMF_lite.docx
+++ b/MacroFiscalModels/Docs/UserGuide_1_GIMF_lite.docx
@@ -481,7 +481,99 @@
         <w:t xml:space="preserve"> </w:t>
       </w:r>
       <w:r>
-        <w:t xml:space="preserve">by default) to switch each part of the programme off.</w:t>
+        <w:t xml:space="preserve">by default) to switch each part of the programme off. By default (</w:t>
+      </w:r>
+      <w:r>
+        <w:rPr>
+          <w:rStyle w:val="VerbatimChar"/>
+        </w:rPr>
+        <w:t xml:space="preserve">split=True</w:t>
+      </w:r>
+      <w:r>
+        <w:t xml:space="preserve">) the budget need’s non-capital part (non-CO2, land use, other energy CO2) goes in as spending (</w:t>
+      </w:r>
+      <w:r>
+        <w:rPr>
+          <w:rStyle w:val="VerbatimChar"/>
+        </w:rPr>
+        <w:t xml:space="preserve">g_extra</w:t>
+      </w:r>
+      <w:r>
+        <w:t xml:space="preserve">), not public capital;</w:t>
+      </w:r>
+      <w:r>
+        <w:t xml:space="preserve"> </w:t>
+      </w:r>
+      <w:r>
+        <w:rPr>
+          <w:rStyle w:val="VerbatimChar"/>
+        </w:rPr>
+        <w:t xml:space="preserve">rev=</w:t>
+      </w:r>
+      <w:r>
+        <w:t xml:space="preserve"> </w:t>
+      </w:r>
+      <w:r>
+        <w:t xml:space="preserve">takes an earmarked revenue path such as</w:t>
+      </w:r>
+      <w:r>
+        <w:t xml:space="preserve"> </w:t>
+      </w:r>
+      <w:r>
+        <w:rPr>
+          <w:rStyle w:val="VerbatimChar"/>
+        </w:rPr>
+        <w:t xml:space="preserve">pricing_bridge.pricing_revenue(prog)[0]</w:t>
+      </w:r>
+      <w:r>
+        <w:t xml:space="preserve">.</w:t>
+      </w:r>
+    </w:p>
+    <w:p>
+      <w:pPr>
+        <w:pStyle w:val="BodyText"/>
+      </w:pPr>
+      <w:r>
+        <w:rPr>
+          <w:rStyle w:val="VerbatimChar"/>
+        </w:rPr>
+        <w:t xml:space="preserve">solve</w:t>
+      </w:r>
+      <w:r>
+        <w:t xml:space="preserve"> </w:t>
+      </w:r>
+      <w:r>
+        <w:t xml:space="preserve">also takes</w:t>
+      </w:r>
+      <w:r>
+        <w:t xml:space="preserve"> </w:t>
+      </w:r>
+      <w:r>
+        <w:rPr>
+          <w:rStyle w:val="VerbatimChar"/>
+        </w:rPr>
+        <w:t xml:space="preserve">g_extra</w:t>
+      </w:r>
+      <w:r>
+        <w:t xml:space="preserve"> </w:t>
+      </w:r>
+      <w:r>
+        <w:t xml:space="preserve">(public spending that builds no capital) and</w:t>
+      </w:r>
+      <w:r>
+        <w:t xml:space="preserve"> </w:t>
+      </w:r>
+      <w:r>
+        <w:rPr>
+          <w:rStyle w:val="VerbatimChar"/>
+        </w:rPr>
+        <w:t xml:space="preserve">rev_extra</w:t>
+      </w:r>
+      <w:r>
+        <w:t xml:space="preserve"> </w:t>
+      </w:r>
+      <w:r>
+        <w:t xml:space="preserve">(revenue earmarked for the programme), both % of GDP by year.</w:t>
       </w:r>
     </w:p>
     <w:bookmarkEnd w:id="21"/>
@@ -2201,7 +2293,16 @@
               <w:jc w:val="left"/>
             </w:pPr>
             <w:r>
-              <w:t xml:space="preserve">Share of the extra public investment the rule lets be debt financed (0 = fully tax financed)</w:t>
+              <w:t xml:space="preserve">Share of the programme (</w:t>
+            </w:r>
+            <w:r>
+              <w:rPr>
+                <w:rStyle w:val="VerbatimChar"/>
+              </w:rPr>
+              <w:t xml:space="preserve">ig_extra + g_extra − rev_extra</w:t>
+            </w:r>
+            <w:r>
+              <w:t xml:space="preserve">) the rule lets be debt financed (0 = fully tax financed)</w:t>
             </w:r>
           </w:p>
         </w:tc>
